--- a/materials/grade-03/G03-L04/G03-L04-Parent-Home-Connection.docx
+++ b/materials/grade-03/G03-L04/G03-L04-Parent-Home-Connection.docx
@@ -2,61 +2,108 @@
 <file path=word/document.xml><?xml version="1.0" encoding="utf-8"?>
 <w:document xmlns:wpc="http://schemas.microsoft.com/office/word/2010/wordprocessingCanvas" xmlns:mo="http://schemas.microsoft.com/office/mac/office/2008/main" xmlns:mc="http://schemas.openxmlformats.org/markup-compatibility/2006" xmlns:mv="urn:schemas-microsoft-com:mac:vml" xmlns:o="urn:schemas-microsoft-com:office:office" xmlns:r="http://schemas.openxmlformats.org/officeDocument/2006/relationships" xmlns:m="http://schemas.openxmlformats.org/officeDocument/2006/math" xmlns:v="urn:schemas-microsoft-com:vml" xmlns:wp14="http://schemas.microsoft.com/office/word/2010/wordprocessingDrawing" xmlns:wp="http://schemas.openxmlformats.org/drawingml/2006/wordprocessingDrawing" xmlns:w10="urn:schemas-microsoft-com:office:word" xmlns:w="http://schemas.openxmlformats.org/wordprocessingml/2006/main" xmlns:w14="http://schemas.microsoft.com/office/word/2010/wordml" xmlns:wpg="http://schemas.microsoft.com/office/word/2010/wordprocessingGroup" xmlns:wpi="http://schemas.microsoft.com/office/word/2010/wordprocessingInk" xmlns:wne="http://schemas.microsoft.com/office/word/2006/wordml" xmlns:wps="http://schemas.microsoft.com/office/word/2010/wordprocessingShape" mc:Ignorable="w14 wp14">
   <w:body>
+    <w:tbl>
+      <w:tblPr>
+        <w:tblW w:type="auto" w:w="0"/>
+        <w:tblLook w:firstColumn="1" w:firstRow="1" w:lastColumn="0" w:lastRow="0" w:noHBand="0" w:noVBand="1" w:val="04A0"/>
+        <w:tblBorders>
+          <w:top w:val="none" w:sz="0" w:space="0" w:color="auto"/>
+          <w:left w:val="none" w:sz="0" w:space="0" w:color="auto"/>
+          <w:bottom w:val="none" w:sz="0" w:space="0" w:color="auto"/>
+          <w:right w:val="none" w:sz="0" w:space="0" w:color="auto"/>
+          <w:insideH w:val="none" w:sz="0" w:space="0" w:color="auto"/>
+          <w:insideV w:val="none" w:sz="0" w:space="0" w:color="auto"/>
+        </w:tblBorders>
+      </w:tblPr>
+      <w:tblGrid>
+        <w:gridCol w:w="10800"/>
+      </w:tblGrid>
+      <w:tr>
+        <w:trPr>
+          <w:trHeight w:val="1296" w:hRule="exact"/>
+        </w:trPr>
+        <w:tc>
+          <w:tcPr>
+            <w:tcW w:type="dxa" w:w="10800"/>
+            <w:shd w:fill="E3F2FD"/>
+          </w:tcPr>
+          <w:p/>
+          <w:p>
+            <w:pPr>
+              <w:spacing w:after="40"/>
+              <w:jc w:val="center"/>
+            </w:pPr>
+            <w:r>
+              <w:rPr>
+                <w:rFonts w:ascii="Comic Sans MS" w:hAnsi="Comic Sans MS"/>
+                <w:b/>
+                <w:color w:val="2E86AB"/>
+                <w:sz w:val="44"/>
+              </w:rPr>
+              <w:t>Family Science Connection</w:t>
+            </w:r>
+          </w:p>
+          <w:p>
+            <w:pPr>
+              <w:spacing w:after="40"/>
+              <w:jc w:val="center"/>
+            </w:pPr>
+            <w:r>
+              <w:rPr>
+                <w:rFonts w:ascii="Comic Sans MS" w:hAnsi="Comic Sans MS"/>
+                <w:color w:val="555555"/>
+                <w:sz w:val="28"/>
+              </w:rPr>
+              <w:t>3rd Grade  |  G03-L04</w:t>
+            </w:r>
+          </w:p>
+        </w:tc>
+      </w:tr>
+    </w:tbl>
     <w:p>
       <w:pPr>
+        <w:spacing w:after="120"/>
         <w:jc w:val="center"/>
       </w:pPr>
       <w:r>
         <w:rPr>
-          <w:b/>
-          <w:color w:val="2E86AB"/>
-          <w:sz w:val="40"/>
-        </w:rPr>
-        <w:t>ModelIt! Family Science Connection</w:t>
-      </w:r>
-    </w:p>
-    <w:p>
-      <w:pPr>
-        <w:jc w:val="center"/>
-      </w:pPr>
-      <w:r>
-        <w:rPr>
-          <w:color w:val="666666"/>
-          <w:sz w:val="20"/>
-        </w:rPr>
-        <w:t>3rd Grade  |  G03-L04</w:t>
-      </w:r>
-    </w:p>
-    <w:p/>
-    <w:p>
-      <w:r>
-        <w:rPr>
+          <w:rFonts w:ascii="Comic Sans MS" w:hAnsi="Comic Sans MS"/>
           <w:i/>
           <w:sz w:val="26"/>
         </w:rPr>
         <w:t>Dear Family, today your child learned about: How Do Fossils Form?!</w:t>
       </w:r>
     </w:p>
-    <w:p/>
     <w:tbl>
       <w:tblPr>
-        <w:tblStyle w:val="TableGrid"/>
         <w:tblW w:type="auto" w:w="0"/>
+        <w:jc w:val="center"/>
         <w:tblLook w:firstColumn="1" w:firstRow="1" w:lastColumn="0" w:lastRow="0" w:noHBand="0" w:noVBand="1" w:val="04A0"/>
       </w:tblPr>
       <w:tblGrid>
-        <w:gridCol w:w="10080"/>
+        <w:gridCol w:w="5400"/>
+        <w:gridCol w:w="5400"/>
       </w:tblGrid>
       <w:tr>
         <w:tc>
           <w:tcPr>
-            <w:tcW w:type="dxa" w:w="10080"/>
-            <w:shd w:fill="F5F5F5"/>
+            <w:tcW w:type="dxa" w:w="5400"/>
+            <w:shd w:fill="FFF3E0"/>
+            <w:tcBorders>
+              <w:top w:sz="12" w:color="E67E22" w:val="single"/>
+              <w:bottom w:sz="12" w:color="E67E22" w:val="single"/>
+              <w:left w:sz="12" w:color="E67E22" w:val="single"/>
+              <w:right w:sz="12" w:color="E67E22" w:val="single"/>
+            </w:tcBorders>
           </w:tcPr>
           <w:p/>
           <w:p>
+            <w:pPr>
+              <w:jc w:val="center"/>
+            </w:pPr>
             <w:r>
               <w:rPr>
+                <w:rFonts w:ascii="Comic Sans MS" w:hAnsi="Comic Sans MS"/>
                 <w:b/>
                 <w:color w:val="E67E22"/>
                 <w:sz w:val="28"/>
@@ -67,34 +114,32 @@
           <w:p>
             <w:r>
               <w:rPr>
-                <w:sz w:val="22"/>
+                <w:rFonts w:ascii="Comic Sans MS" w:hAnsi="Comic Sans MS"/>
+                <w:sz w:val="20"/>
               </w:rPr>
-              <w:t>Ask your child: "How do the bones and shells of ancient animals turn into rock fossils that last millions of years?" — and listen to what they say! They have been exploring this question in class using a system model.</w:t>
+              <w:t>Ask your child: "How do the bones and shells of ancient animals turn into rock fossils that last millions of years?" and listen to what they say!</w:t>
             </w:r>
           </w:p>
         </w:tc>
-      </w:tr>
-    </w:tbl>
-    <w:p/>
-    <w:tbl>
-      <w:tblPr>
-        <w:tblStyle w:val="TableGrid"/>
-        <w:tblW w:type="auto" w:w="0"/>
-        <w:tblLook w:firstColumn="1" w:firstRow="1" w:lastColumn="0" w:lastRow="0" w:noHBand="0" w:noVBand="1" w:val="04A0"/>
-      </w:tblPr>
-      <w:tblGrid>
-        <w:gridCol w:w="10080"/>
-      </w:tblGrid>
-      <w:tr>
         <w:tc>
           <w:tcPr>
-            <w:tcW w:type="dxa" w:w="10080"/>
+            <w:tcW w:type="dxa" w:w="5400"/>
             <w:shd w:fill="E8F5E9"/>
+            <w:tcBorders>
+              <w:top w:sz="12" w:color="27AE60" w:val="single"/>
+              <w:bottom w:sz="12" w:color="27AE60" w:val="single"/>
+              <w:left w:sz="12" w:color="27AE60" w:val="single"/>
+              <w:right w:sz="12" w:color="27AE60" w:val="single"/>
+            </w:tcBorders>
           </w:tcPr>
           <w:p/>
           <w:p>
+            <w:pPr>
+              <w:jc w:val="center"/>
+            </w:pPr>
             <w:r>
               <w:rPr>
+                <w:rFonts w:ascii="Comic Sans MS" w:hAnsi="Comic Sans MS"/>
                 <w:b/>
                 <w:color w:val="27AE60"/>
                 <w:sz w:val="28"/>
@@ -105,12 +150,156 @@
           <w:p>
             <w:r>
               <w:rPr>
-                <w:sz w:val="22"/>
+                <w:rFonts w:ascii="Comic Sans MS" w:hAnsi="Comic Sans MS"/>
+                <w:sz w:val="20"/>
               </w:rPr>
-              <w:t>Here's a simple activity you can do together (no special materials needed!):</w:t>
-              <w:br/>
+              <w:t>No special materials needed!</w:t>
               <w:br/>
               <w:t>Set Burial Depth to low and observe what happens to Pressure and Fossilization</w:t>
+            </w:r>
+          </w:p>
+        </w:tc>
+      </w:tr>
+      <w:tr>
+        <w:tc>
+          <w:tcPr>
+            <w:tcW w:type="dxa" w:w="5400"/>
+            <w:shd w:fill="FFF9C4"/>
+            <w:tcBorders>
+              <w:top w:sz="12" w:color="F39C12" w:val="single"/>
+              <w:bottom w:sz="12" w:color="F39C12" w:val="single"/>
+              <w:left w:sz="12" w:color="F39C12" w:val="single"/>
+              <w:right w:sz="12" w:color="F39C12" w:val="single"/>
+            </w:tcBorders>
+          </w:tcPr>
+          <w:p/>
+          <w:p>
+            <w:pPr>
+              <w:jc w:val="center"/>
+            </w:pPr>
+            <w:r>
+              <w:rPr>
+                <w:rFonts w:ascii="Comic Sans MS" w:hAnsi="Comic Sans MS"/>
+                <w:b/>
+                <w:color w:val="F39C12"/>
+                <w:sz w:val="28"/>
+              </w:rPr>
+              <w:t>Words to Know</w:t>
+            </w:r>
+          </w:p>
+          <w:p>
+            <w:r>
+              <w:rPr>
+                <w:rFonts w:ascii="Comic Sans MS" w:hAnsi="Comic Sans MS"/>
+                <w:b/>
+                <w:color w:val="1A4780"/>
+                <w:sz w:val="20"/>
+              </w:rPr>
+              <w:t xml:space="preserve">Fossil: </w:t>
+            </w:r>
+            <w:r>
+              <w:rPr>
+                <w:rFonts w:ascii="Comic Sans MS" w:hAnsi="Comic Sans MS"/>
+                <w:sz w:val="20"/>
+              </w:rPr>
+              <w:t>The preserved remains or traces of an animal or plant that lived long ago, usually found in rock</w:t>
+            </w:r>
+          </w:p>
+          <w:p>
+            <w:r>
+              <w:rPr>
+                <w:rFonts w:ascii="Comic Sans MS" w:hAnsi="Comic Sans MS"/>
+                <w:b/>
+                <w:color w:val="1A4780"/>
+                <w:sz w:val="20"/>
+              </w:rPr>
+              <w:t xml:space="preserve">Sediment: </w:t>
+            </w:r>
+            <w:r>
+              <w:rPr>
+                <w:rFonts w:ascii="Comic Sans MS" w:hAnsi="Comic Sans MS"/>
+                <w:sz w:val="20"/>
+              </w:rPr>
+              <w:t>Tiny pieces of sand, mud, and dirt that settle in layers on the ground or at the bottom of water</w:t>
+            </w:r>
+          </w:p>
+          <w:p>
+            <w:r>
+              <w:rPr>
+                <w:rFonts w:ascii="Comic Sans MS" w:hAnsi="Comic Sans MS"/>
+                <w:b/>
+                <w:color w:val="1A4780"/>
+                <w:sz w:val="20"/>
+              </w:rPr>
+              <w:t xml:space="preserve">Paleontologist: </w:t>
+            </w:r>
+            <w:r>
+              <w:rPr>
+                <w:rFonts w:ascii="Comic Sans MS" w:hAnsi="Comic Sans MS"/>
+                <w:sz w:val="20"/>
+              </w:rPr>
+              <w:t>A scientist who studies fossils to learn about life on Earth millions of years ago</w:t>
+            </w:r>
+          </w:p>
+        </w:tc>
+        <w:tc>
+          <w:tcPr>
+            <w:tcW w:type="dxa" w:w="5400"/>
+            <w:shd w:fill="F3E5F5"/>
+            <w:tcBorders>
+              <w:top w:sz="12" w:color="9B59B6" w:val="single"/>
+              <w:bottom w:sz="12" w:color="9B59B6" w:val="single"/>
+              <w:left w:sz="12" w:color="9B59B6" w:val="single"/>
+              <w:right w:sz="12" w:color="9B59B6" w:val="single"/>
+            </w:tcBorders>
+          </w:tcPr>
+          <w:p/>
+          <w:p>
+            <w:pPr>
+              <w:jc w:val="center"/>
+            </w:pPr>
+            <w:r>
+              <w:rPr>
+                <w:rFonts w:ascii="Comic Sans MS" w:hAnsi="Comic Sans MS"/>
+                <w:b/>
+                <w:color w:val="9B59B6"/>
+                <w:sz w:val="28"/>
+              </w:rPr>
+              <w:t>Keep Exploring</w:t>
+            </w:r>
+          </w:p>
+          <w:p>
+            <w:r>
+              <w:rPr>
+                <w:rFonts w:ascii="Comic Sans MS" w:hAnsi="Comic Sans MS"/>
+                <w:b/>
+                <w:sz w:val="20"/>
+              </w:rPr>
+              <w:t xml:space="preserve">Math: </w:t>
+            </w:r>
+            <w:r>
+              <w:rPr>
+                <w:rFonts w:ascii="Comic Sans MS" w:hAnsi="Comic Sans MS"/>
+                <w:sz w:val="20"/>
+              </w:rPr>
+              <w:t>Create a timeline showing how many millions of years ago different types of fossils formed, using a number line and scale</w:t>
+            </w:r>
+          </w:p>
+          <w:p>
+            <w:r>
+              <w:rPr>
+                <w:rFonts w:ascii="Comic Sans MS" w:hAnsi="Comic Sans MS"/>
+                <w:b/>
+                <w:sz w:val="20"/>
+              </w:rPr>
+              <w:t xml:space="preserve">ELA: </w:t>
+            </w:r>
+            <w:r>
+              <w:rPr>
+                <w:rFonts w:ascii="Comic Sans MS" w:hAnsi="Comic Sans MS"/>
+                <w:sz w:val="20"/>
+              </w:rPr>
+              <w:t>Write a story from the perspective of a fossil — describe your journey from living animal to rock over millions of years</w:t>
             </w:r>
           </w:p>
         </w:tc>
@@ -119,170 +308,59 @@
     <w:p/>
     <w:tbl>
       <w:tblPr>
-        <w:tblStyle w:val="TableGrid"/>
         <w:tblW w:type="auto" w:w="0"/>
         <w:tblLook w:firstColumn="1" w:firstRow="1" w:lastColumn="0" w:lastRow="0" w:noHBand="0" w:noVBand="1" w:val="04A0"/>
+        <w:tblBorders>
+          <w:top w:val="none" w:sz="0" w:space="0" w:color="auto"/>
+          <w:left w:val="none" w:sz="0" w:space="0" w:color="auto"/>
+          <w:bottom w:val="none" w:sz="0" w:space="0" w:color="auto"/>
+          <w:right w:val="none" w:sz="0" w:space="0" w:color="auto"/>
+          <w:insideH w:val="none" w:sz="0" w:space="0" w:color="auto"/>
+          <w:insideV w:val="none" w:sz="0" w:space="0" w:color="auto"/>
+        </w:tblBorders>
       </w:tblPr>
       <w:tblGrid>
-        <w:gridCol w:w="10080"/>
+        <w:gridCol w:w="10800"/>
       </w:tblGrid>
       <w:tr>
         <w:tc>
           <w:tcPr>
-            <w:tcW w:type="dxa" w:w="10080"/>
-            <w:shd w:fill="FFF8E1"/>
+            <w:tcW w:type="dxa" w:w="10800"/>
+            <w:shd w:fill="E3F2FD"/>
           </w:tcPr>
           <w:p/>
           <w:p>
+            <w:pPr>
+              <w:jc w:val="center"/>
+            </w:pPr>
             <w:r>
               <w:rPr>
+                <w:rFonts w:ascii="Comic Sans MS" w:hAnsi="Comic Sans MS"/>
                 <w:b/>
                 <w:color w:val="1A4780"/>
-                <w:sz w:val="28"/>
+                <w:sz w:val="24"/>
               </w:rPr>
-              <w:t>Words to Know</w:t>
+              <w:t>Ask your child: "When Burial Depth goes up, Pressure goes _______."</w:t>
             </w:r>
           </w:p>
           <w:p>
+            <w:pPr>
+              <w:jc w:val="center"/>
+            </w:pPr>
             <w:r>
               <w:rPr>
-                <w:b/>
-                <w:color w:val="1A4780"/>
-                <w:sz w:val="22"/>
+                <w:color w:val="999999"/>
+                <w:sz w:val="16"/>
               </w:rPr>
-              <w:t xml:space="preserve">Fossil: </w:t>
-            </w:r>
-            <w:r>
-              <w:rPr>
-                <w:sz w:val="22"/>
-              </w:rPr>
-              <w:t>The preserved remains or traces of an animal or plant that lived long ago, usually found in rock</w:t>
-            </w:r>
-          </w:p>
-          <w:p>
-            <w:r>
-              <w:rPr>
-                <w:b/>
-                <w:color w:val="1A4780"/>
-                <w:sz w:val="22"/>
-              </w:rPr>
-              <w:t xml:space="preserve">Sediment: </w:t>
-            </w:r>
-            <w:r>
-              <w:rPr>
-                <w:sz w:val="22"/>
-              </w:rPr>
-              <w:t>Tiny pieces of sand, mud, and dirt that settle in layers on the ground or at the bottom of water</w:t>
-            </w:r>
-          </w:p>
-          <w:p>
-            <w:r>
-              <w:rPr>
-                <w:b/>
-                <w:color w:val="1A4780"/>
-                <w:sz w:val="22"/>
-              </w:rPr>
-              <w:t xml:space="preserve">Paleontologist: </w:t>
-            </w:r>
-            <w:r>
-              <w:rPr>
-                <w:sz w:val="22"/>
-              </w:rPr>
-              <w:t>A scientist who studies fossils to learn about life on Earth millions of years ago</w:t>
+              <w:t>ModelIt! G03-L04</w:t>
             </w:r>
           </w:p>
         </w:tc>
       </w:tr>
     </w:tbl>
-    <w:p/>
-    <w:tbl>
-      <w:tblPr>
-        <w:tblStyle w:val="TableGrid"/>
-        <w:tblW w:type="auto" w:w="0"/>
-        <w:tblLook w:firstColumn="1" w:firstRow="1" w:lastColumn="0" w:lastRow="0" w:noHBand="0" w:noVBand="1" w:val="04A0"/>
-      </w:tblPr>
-      <w:tblGrid>
-        <w:gridCol w:w="10080"/>
-      </w:tblGrid>
-      <w:tr>
-        <w:tc>
-          <w:tcPr>
-            <w:tcW w:type="dxa" w:w="10080"/>
-            <w:shd w:fill="EDE7F6"/>
-          </w:tcPr>
-          <w:p/>
-          <w:p>
-            <w:r>
-              <w:rPr>
-                <w:b/>
-                <w:color w:val="673DE6"/>
-                <w:sz w:val="28"/>
-              </w:rPr>
-              <w:t>Keep Exploring</w:t>
-            </w:r>
-          </w:p>
-          <w:p>
-            <w:r>
-              <w:rPr>
-                <w:b/>
-                <w:sz w:val="22"/>
-              </w:rPr>
-              <w:t xml:space="preserve">Math: </w:t>
-            </w:r>
-            <w:r>
-              <w:rPr>
-                <w:sz w:val="22"/>
-              </w:rPr>
-              <w:t>Create a timeline showing how many millions of years ago different types of fossils formed, using a number line and scale</w:t>
-            </w:r>
-          </w:p>
-          <w:p>
-            <w:r>
-              <w:rPr>
-                <w:b/>
-                <w:sz w:val="22"/>
-              </w:rPr>
-              <w:t xml:space="preserve">ELA: </w:t>
-            </w:r>
-            <w:r>
-              <w:rPr>
-                <w:sz w:val="22"/>
-              </w:rPr>
-              <w:t>Write a story from the perspective of a fossil — describe your journey from living animal to rock over millions of years</w:t>
-            </w:r>
-          </w:p>
-        </w:tc>
-      </w:tr>
-    </w:tbl>
-    <w:p/>
-    <w:p>
-      <w:pPr>
-        <w:jc w:val="center"/>
-      </w:pPr>
-      <w:r>
-        <w:rPr>
-          <w:b/>
-          <w:color w:val="1A4780"/>
-          <w:sz w:val="24"/>
-        </w:rPr>
-        <w:t>Ask your child to complete: "When Burial Depth goes up, Pressure goes _______."</w:t>
-      </w:r>
-    </w:p>
-    <w:p>
-      <w:pPr>
-        <w:jc w:val="center"/>
-      </w:pPr>
-      <w:r>
-        <w:rPr>
-          <w:color w:val="999999"/>
-          <w:sz w:val="16"/>
-        </w:rPr>
-        <w:t>ModelIt! G03-L04</w:t>
-      </w:r>
-    </w:p>
     <w:sectPr>
       <w:pgSz w:w="12240" w:h="15840"/>
-      <w:pgMar w:top="720" w:right="1080" w:bottom="576" w:left="1080" w:header="720" w:footer="720" w:gutter="0"/>
+      <w:pgMar w:top="504" w:right="720" w:bottom="504" w:left="720" w:header="720" w:footer="720" w:gutter="0"/>
       <w:cols w:space="720"/>
       <w:docGrid w:linePitch="360"/>
     </w:sectPr>
